--- a/src/content/bios/Woods-GD 2012.docx
+++ b/src/content/bios/Woods-GD 2012.docx
@@ -1,6 +1,6 @@
 
 <file path=word/document.xml><?xml version="1.0" encoding="utf-8"?>
-<w:document xmlns:wpc="http://schemas.microsoft.com/office/word/2010/wordprocessingCanvas" xmlns:cx="http://schemas.microsoft.com/office/drawing/2014/chartex" xmlns:cx1="http://schemas.microsoft.com/office/drawing/2015/9/8/chartex" xmlns:cx2="http://schemas.microsoft.com/office/drawing/2015/10/21/chartex" xmlns:cx3="http://schemas.microsoft.com/office/drawing/2016/5/9/chartex" xmlns:cx4="http://schemas.microsoft.com/office/drawing/2016/5/10/chartex" xmlns:cx5="http://schemas.microsoft.com/office/drawing/2016/5/11/chartex" xmlns:cx6="http://schemas.microsoft.com/office/drawing/2016/5/12/chartex" xmlns:cx7="http://schemas.microsoft.com/office/drawing/2016/5/13/chartex" xmlns:cx8="http://schemas.microsoft.com/office/drawing/2016/5/14/chartex" xmlns:mc="http://schemas.openxmlformats.org/markup-compatibility/2006" xmlns:aink="http://schemas.microsoft.com/office/drawing/2016/ink" xmlns:am3d="http://schemas.microsoft.com/office/drawing/2017/model3d" xmlns:o="urn:schemas-microsoft-com:office:office" xmlns:oel="http://schemas.microsoft.com/office/2019/extlst" xmlns:r="http://schemas.openxmlformats.org/officeDocument/2006/relationships" xmlns:m="http://schemas.openxmlformats.org/officeDocument/2006/math" xmlns:v="urn:schemas-microsoft-com:vml" xmlns:wp14="http://schemas.microsoft.com/office/word/2010/wordprocessingDrawing" xmlns:wp="http://schemas.openxmlformats.org/drawingml/2006/wordprocessingDrawing" xmlns:w10="urn:schemas-microsoft-com:office:word" xmlns:w="http://schemas.openxmlformats.org/wordprocessingml/2006/main" xmlns:w14="http://schemas.microsoft.com/office/word/2010/wordml" xmlns:w15="http://schemas.microsoft.com/office/word/2012/wordml" xmlns:w16cex="http://schemas.microsoft.com/office/word/2018/wordml/cex" xmlns:w16cid="http://schemas.microsoft.com/office/word/2016/wordml/cid" xmlns:w16="http://schemas.microsoft.com/office/word/2018/wordml" xmlns:w16du="http://schemas.microsoft.com/office/word/2023/wordml/word16du" xmlns:w16sdtdh="http://schemas.microsoft.com/office/word/2020/wordml/sdtdatahash" xmlns:w16sdtfl="http://schemas.microsoft.com/office/word/2024/wordml/sdtformatlock" xmlns:w16se="http://schemas.microsoft.com/office/word/2015/wordml/symex" xmlns:wpg="http://schemas.microsoft.com/office/word/2010/wordprocessingGroup" xmlns:wpi="http://schemas.microsoft.com/office/word/2010/wordprocessingInk" xmlns:wne="http://schemas.microsoft.com/office/word/2006/wordml" xmlns:wps="http://schemas.microsoft.com/office/word/2010/wordprocessingShape" mc:Ignorable="w14 w15 w16se w16cid w16 w16cex w16sdtdh w16sdtfl w16du wp14">
+<w:document xmlns:wpc="http://schemas.microsoft.com/office/word/2010/wordprocessingCanvas" xmlns:cx="http://schemas.microsoft.com/office/drawing/2014/chartex" xmlns:cx1="http://schemas.microsoft.com/office/drawing/2015/9/8/chartex" xmlns:cx2="http://schemas.microsoft.com/office/drawing/2015/10/21/chartex" xmlns:cx3="http://schemas.microsoft.com/office/drawing/2016/5/9/chartex" xmlns:cx4="http://schemas.microsoft.com/office/drawing/2016/5/10/chartex" xmlns:cx5="http://schemas.microsoft.com/office/drawing/2016/5/11/chartex" xmlns:cx6="http://schemas.microsoft.com/office/drawing/2016/5/12/chartex" xmlns:cx7="http://schemas.microsoft.com/office/drawing/2016/5/13/chartex" xmlns:cx8="http://schemas.microsoft.com/office/drawing/2016/5/14/chartex" xmlns:mc="http://schemas.openxmlformats.org/markup-compatibility/2006" xmlns:m="http://schemas.openxmlformats.org/officeDocument/2006/math" xmlns:aink="http://schemas.microsoft.com/office/drawing/2016/ink" xmlns:am3d="http://schemas.microsoft.com/office/drawing/2017/model3d" xmlns:oel="http://schemas.microsoft.com/office/2019/extlst" xmlns:r="http://schemas.openxmlformats.org/officeDocument/2006/relationships" xmlns:wp14="http://schemas.microsoft.com/office/word/2010/wordprocessingDrawing" xmlns:wp="http://schemas.openxmlformats.org/drawingml/2006/wordprocessingDrawing" xmlns:wpg="http://schemas.microsoft.com/office/word/2010/wordprocessingGroup" xmlns:wpi="http://schemas.microsoft.com/office/word/2010/wordprocessingInk" xmlns:wps="http://schemas.microsoft.com/office/word/2010/wordprocessingShape" xmlns:o="urn:schemas-microsoft-com:office:office" xmlns:v="urn:schemas-microsoft-com:vml" xmlns:w10="urn:schemas-microsoft-com:office:word" xmlns:w="http://schemas.openxmlformats.org/wordprocessingml/2006/main" xmlns:w14="http://schemas.microsoft.com/office/word/2010/wordml" xmlns:w15="http://schemas.microsoft.com/office/word/2012/wordml" xmlns:w16cei="http://schemas.microsoft.com/office/word/2026/wordml/cei" xmlns:w16cex="http://schemas.microsoft.com/office/word/2018/wordml/cex" xmlns:w16cid="http://schemas.microsoft.com/office/word/2016/wordml/cid" xmlns:w16="http://schemas.microsoft.com/office/word/2018/wordml" xmlns:w16sdtdh="http://schemas.microsoft.com/office/word/2020/wordml/sdtdatahash" xmlns:w16sdtfl="http://schemas.microsoft.com/office/word/2024/wordml/sdtformatlock" xmlns:w16se="http://schemas.microsoft.com/office/word/2015/wordml/symex" xmlns:w16du="http://schemas.microsoft.com/office/word/2023/wordml/word16du" xmlns:wne="http://schemas.microsoft.com/office/word/2006/wordml" mc:Ignorable="w14 w15 w16se w16cid w16 w16cex w16sdtdh w16sdtfl w16du wp14">
   <w:body>
     <w:p>
       <w:pPr>
@@ -20,7 +20,7 @@
           <w:sz w:val="24"/>
           <w:szCs w:val="24"/>
         </w:rPr>
-        <w:t>WOODS, George David, fourth Pr</w:t>
+        <w:t xml:space="preserve">WOODS, George David, </w:t>
       </w:r>
       <w:r>
         <w:rPr>
@@ -29,6 +29,24 @@
           <w:sz w:val="24"/>
           <w:szCs w:val="24"/>
         </w:rPr>
+        <w:t xml:space="preserve">American banker and </w:t>
+      </w:r>
+      <w:r>
+        <w:rPr>
+          <w:rFonts w:ascii="Times New Roman" w:hAnsi="Times New Roman" w:cs="Times New Roman"/>
+          <w:b/>
+          <w:sz w:val="24"/>
+          <w:szCs w:val="24"/>
+        </w:rPr>
+        <w:t>fourth Pr</w:t>
+      </w:r>
+      <w:r>
+        <w:rPr>
+          <w:rFonts w:ascii="Times New Roman" w:hAnsi="Times New Roman" w:cs="Times New Roman"/>
+          <w:b/>
+          <w:sz w:val="24"/>
+          <w:szCs w:val="24"/>
+        </w:rPr>
         <w:t xml:space="preserve">esident of the </w:t>
       </w:r>
       <w:r>
@@ -200,27 +218,7 @@
           <w:sz w:val="24"/>
           <w:szCs w:val="24"/>
         </w:rPr>
-        <w:t xml:space="preserve">935 he married Louise </w:t>
-      </w:r>
-      <w:proofErr w:type="spellStart"/>
-      <w:r>
-        <w:rPr>
-          <w:rFonts w:ascii="Times New Roman" w:hAnsi="Times New Roman" w:cs="Times New Roman"/>
-          <w:b/>
-          <w:sz w:val="24"/>
-          <w:szCs w:val="24"/>
-        </w:rPr>
-        <w:t>Taraldson</w:t>
-      </w:r>
-      <w:proofErr w:type="spellEnd"/>
-      <w:r>
-        <w:rPr>
-          <w:rFonts w:ascii="Times New Roman" w:hAnsi="Times New Roman" w:cs="Times New Roman"/>
-          <w:b/>
-          <w:sz w:val="24"/>
-          <w:szCs w:val="24"/>
-        </w:rPr>
-        <w:t>,</w:t>
+        <w:t>935 he married Louise Taraldson,</w:t>
       </w:r>
       <w:r>
         <w:rPr>
@@ -307,13 +305,12 @@
           <w:noProof/>
           <w:sz w:val="24"/>
           <w:szCs w:val="24"/>
-          <w:lang w:eastAsia="nl-NL"/>
         </w:rPr>
         <w:drawing>
-          <wp:inline distT="0" distB="0" distL="0" distR="0" wp14:anchorId="0B6F8BE4" wp14:editId="15D52433">
-            <wp:extent cx="1803400" cy="2457450"/>
-            <wp:effectExtent l="0" t="0" r="0" b="6350"/>
-            <wp:docPr id="1" name="Afbeelding 1"/>
+          <wp:inline distT="0" distB="0" distL="0" distR="0" wp14:anchorId="2706862D" wp14:editId="6CAB88C0">
+            <wp:extent cx="1815451" cy="2457859"/>
+            <wp:effectExtent l="0" t="0" r="1270" b="0"/>
+            <wp:docPr id="1805825731" name="Afbeelding 1"/>
             <wp:cNvGraphicFramePr>
               <a:graphicFrameLocks xmlns:a="http://schemas.openxmlformats.org/drawingml/2006/main" noChangeAspect="1"/>
             </wp:cNvGraphicFramePr>
@@ -321,33 +318,29 @@
               <a:graphicData uri="http://schemas.openxmlformats.org/drawingml/2006/picture">
                 <pic:pic xmlns:pic="http://schemas.openxmlformats.org/drawingml/2006/picture">
                   <pic:nvPicPr>
-                    <pic:cNvPr id="0" name="Picture 1"/>
-                    <pic:cNvPicPr>
-                      <a:picLocks noChangeAspect="1" noChangeArrowheads="1"/>
-                    </pic:cNvPicPr>
+                    <pic:cNvPr id="1805825731" name="Afbeelding 1805825731"/>
+                    <pic:cNvPicPr/>
                   </pic:nvPicPr>
-                  <pic:blipFill rotWithShape="1">
-                    <a:blip r:embed="rId7"/>
-                    <a:srcRect l="7273" t="1818" r="6665" b="10227"/>
-                    <a:stretch/>
+                  <pic:blipFill>
+                    <a:blip r:embed="rId7" cstate="print">
+                      <a:extLst>
+                        <a:ext uri="{28A0092B-C50C-407E-A947-70E740481C1C}">
+                          <a14:useLocalDpi xmlns:a14="http://schemas.microsoft.com/office/drawing/2010/main" val="0"/>
+                        </a:ext>
+                      </a:extLst>
+                    </a:blip>
+                    <a:stretch>
+                      <a:fillRect/>
+                    </a:stretch>
                   </pic:blipFill>
-                  <pic:spPr bwMode="auto">
+                  <pic:spPr>
                     <a:xfrm>
                       <a:off x="0" y="0"/>
-                      <a:ext cx="1803400" cy="2457450"/>
+                      <a:ext cx="1837233" cy="2487349"/>
                     </a:xfrm>
                     <a:prstGeom prst="rect">
                       <a:avLst/>
                     </a:prstGeom>
-                    <a:noFill/>
-                    <a:ln>
-                      <a:noFill/>
-                    </a:ln>
-                    <a:extLst>
-                      <a:ext uri="{53640926-AAD7-44D8-BBD7-CCE9431645EC}">
-                        <a14:shadowObscured xmlns:a14="http://schemas.microsoft.com/office/drawing/2010/main"/>
-                      </a:ext>
-                    </a:extLst>
                   </pic:spPr>
                 </pic:pic>
               </a:graphicData>
@@ -374,25 +367,23 @@
         </w:rPr>
         <w:t xml:space="preserve">Source: </w:t>
       </w:r>
-      <w:hyperlink r:id="rId8" w:history="1">
-        <w:r>
-          <w:rPr>
-            <w:rStyle w:val="Hyperlink"/>
-            <w:rFonts w:ascii="Times New Roman" w:hAnsi="Times New Roman" w:cs="Times New Roman"/>
-            <w:sz w:val="24"/>
-            <w:szCs w:val="24"/>
-            <w:u w:val="none"/>
-          </w:rPr>
-          <w:t>http://siteresources.worldbank.org/EXTARCHIVES/Images/Woods_portrait.jpg</w:t>
-        </w:r>
-      </w:hyperlink>
-      <w:r>
-        <w:rPr>
-          <w:rFonts w:ascii="Times New Roman" w:hAnsi="Times New Roman" w:cs="Times New Roman"/>
-          <w:sz w:val="24"/>
-          <w:szCs w:val="24"/>
-        </w:rPr>
-        <w:t xml:space="preserve"> </w:t>
+      <w:r>
+        <w:rPr>
+          <w:rFonts w:ascii="Times New Roman" w:hAnsi="Times New Roman" w:cs="Times New Roman"/>
+          <w:sz w:val="24"/>
+          <w:szCs w:val="24"/>
+          <w:lang w:val="en-GB"/>
+        </w:rPr>
+        <w:t>Woods, 1963, World Bank Group</w:t>
+      </w:r>
+      <w:r>
+        <w:rPr>
+          <w:rFonts w:ascii="Times New Roman" w:hAnsi="Times New Roman" w:cs="Times New Roman"/>
+          <w:sz w:val="24"/>
+          <w:szCs w:val="24"/>
+          <w:lang w:val="en-GB"/>
+        </w:rPr>
+        <w:t xml:space="preserve"> Archives</w:t>
       </w:r>
     </w:p>
     <w:p>
@@ -5814,7 +5805,7 @@
           <w:sz w:val="24"/>
           <w:szCs w:val="24"/>
         </w:rPr>
-        <w:t xml:space="preserve">st Boston </w:t>
+        <w:t xml:space="preserve">st </w:t>
       </w:r>
       <w:proofErr w:type="gramStart"/>
       <w:r>
@@ -5823,7 +5814,7 @@
           <w:sz w:val="24"/>
           <w:szCs w:val="24"/>
         </w:rPr>
-        <w:t>Corporation,</w:t>
+        <w:t>Boston Corporation,</w:t>
       </w:r>
       <w:r>
         <w:rPr>
@@ -7161,7 +7152,7 @@
         </w:rPr>
         <w:t xml:space="preserve"> 2000, </w:t>
       </w:r>
-      <w:hyperlink r:id="rId9" w:history="1">
+      <w:hyperlink r:id="rId8" w:history="1">
         <w:r>
           <w:rPr>
             <w:rStyle w:val="Hyperlink"/>
@@ -7505,7 +7496,7 @@
         </w:rPr>
         <w:t xml:space="preserve">Eisenberg, </w:t>
       </w:r>
-      <w:hyperlink r:id="rId10" w:history="1">
+      <w:hyperlink r:id="rId9" w:history="1">
         <w:r>
           <w:rPr>
             <w:rStyle w:val="Hyperlink"/>
@@ -7527,8 +7518,8 @@
       </w:r>
     </w:p>
     <w:sectPr>
-      <w:headerReference w:type="default" r:id="rId11"/>
-      <w:footerReference w:type="default" r:id="rId12"/>
+      <w:headerReference w:type="default" r:id="rId10"/>
+      <w:footerReference w:type="default" r:id="rId11"/>
       <w:pgSz w:w="11899" w:h="16838"/>
       <w:pgMar w:top="1418" w:right="1418" w:bottom="1418" w:left="1418" w:header="709" w:footer="709" w:gutter="0"/>
       <w:cols w:space="720"/>
@@ -7539,7 +7530,7 @@
 </file>
 
 <file path=word/endnotes.xml><?xml version="1.0" encoding="utf-8"?>
-<w:endnotes xmlns:wpc="http://schemas.microsoft.com/office/word/2010/wordprocessingCanvas" xmlns:cx="http://schemas.microsoft.com/office/drawing/2014/chartex" xmlns:cx1="http://schemas.microsoft.com/office/drawing/2015/9/8/chartex" xmlns:cx2="http://schemas.microsoft.com/office/drawing/2015/10/21/chartex" xmlns:cx3="http://schemas.microsoft.com/office/drawing/2016/5/9/chartex" xmlns:cx4="http://schemas.microsoft.com/office/drawing/2016/5/10/chartex" xmlns:cx5="http://schemas.microsoft.com/office/drawing/2016/5/11/chartex" xmlns:cx6="http://schemas.microsoft.com/office/drawing/2016/5/12/chartex" xmlns:cx7="http://schemas.microsoft.com/office/drawing/2016/5/13/chartex" xmlns:cx8="http://schemas.microsoft.com/office/drawing/2016/5/14/chartex" xmlns:mc="http://schemas.openxmlformats.org/markup-compatibility/2006" xmlns:aink="http://schemas.microsoft.com/office/drawing/2016/ink" xmlns:am3d="http://schemas.microsoft.com/office/drawing/2017/model3d" xmlns:o="urn:schemas-microsoft-com:office:office" xmlns:oel="http://schemas.microsoft.com/office/2019/extlst" xmlns:r="http://schemas.openxmlformats.org/officeDocument/2006/relationships" xmlns:m="http://schemas.openxmlformats.org/officeDocument/2006/math" xmlns:v="urn:schemas-microsoft-com:vml" xmlns:wp14="http://schemas.microsoft.com/office/word/2010/wordprocessingDrawing" xmlns:wp="http://schemas.openxmlformats.org/drawingml/2006/wordprocessingDrawing" xmlns:w10="urn:schemas-microsoft-com:office:word" xmlns:w="http://schemas.openxmlformats.org/wordprocessingml/2006/main" xmlns:w14="http://schemas.microsoft.com/office/word/2010/wordml" xmlns:w15="http://schemas.microsoft.com/office/word/2012/wordml" xmlns:w16cex="http://schemas.microsoft.com/office/word/2018/wordml/cex" xmlns:w16cid="http://schemas.microsoft.com/office/word/2016/wordml/cid" xmlns:w16="http://schemas.microsoft.com/office/word/2018/wordml" xmlns:w16du="http://schemas.microsoft.com/office/word/2023/wordml/word16du" xmlns:w16sdtdh="http://schemas.microsoft.com/office/word/2020/wordml/sdtdatahash" xmlns:w16sdtfl="http://schemas.microsoft.com/office/word/2024/wordml/sdtformatlock" xmlns:w16se="http://schemas.microsoft.com/office/word/2015/wordml/symex" xmlns:wpg="http://schemas.microsoft.com/office/word/2010/wordprocessingGroup" xmlns:wpi="http://schemas.microsoft.com/office/word/2010/wordprocessingInk" xmlns:wne="http://schemas.microsoft.com/office/word/2006/wordml" xmlns:wps="http://schemas.microsoft.com/office/word/2010/wordprocessingShape" mc:Ignorable="w14 w15 w16se w16cid w16 w16cex w16sdtdh w16sdtfl w16du wp14">
+<w:endnotes xmlns:wpc="http://schemas.microsoft.com/office/word/2010/wordprocessingCanvas" xmlns:cx="http://schemas.microsoft.com/office/drawing/2014/chartex" xmlns:cx1="http://schemas.microsoft.com/office/drawing/2015/9/8/chartex" xmlns:cx2="http://schemas.microsoft.com/office/drawing/2015/10/21/chartex" xmlns:cx3="http://schemas.microsoft.com/office/drawing/2016/5/9/chartex" xmlns:cx4="http://schemas.microsoft.com/office/drawing/2016/5/10/chartex" xmlns:cx5="http://schemas.microsoft.com/office/drawing/2016/5/11/chartex" xmlns:cx6="http://schemas.microsoft.com/office/drawing/2016/5/12/chartex" xmlns:cx7="http://schemas.microsoft.com/office/drawing/2016/5/13/chartex" xmlns:cx8="http://schemas.microsoft.com/office/drawing/2016/5/14/chartex" xmlns:mc="http://schemas.openxmlformats.org/markup-compatibility/2006" xmlns:m="http://schemas.openxmlformats.org/officeDocument/2006/math" xmlns:aink="http://schemas.microsoft.com/office/drawing/2016/ink" xmlns:am3d="http://schemas.microsoft.com/office/drawing/2017/model3d" xmlns:oel="http://schemas.microsoft.com/office/2019/extlst" xmlns:r="http://schemas.openxmlformats.org/officeDocument/2006/relationships" xmlns:wp14="http://schemas.microsoft.com/office/word/2010/wordprocessingDrawing" xmlns:wp="http://schemas.openxmlformats.org/drawingml/2006/wordprocessingDrawing" xmlns:wpg="http://schemas.microsoft.com/office/word/2010/wordprocessingGroup" xmlns:wpi="http://schemas.microsoft.com/office/word/2010/wordprocessingInk" xmlns:wps="http://schemas.microsoft.com/office/word/2010/wordprocessingShape" xmlns:o="urn:schemas-microsoft-com:office:office" xmlns:v="urn:schemas-microsoft-com:vml" xmlns:w10="urn:schemas-microsoft-com:office:word" xmlns:w="http://schemas.openxmlformats.org/wordprocessingml/2006/main" xmlns:w14="http://schemas.microsoft.com/office/word/2010/wordml" xmlns:w15="http://schemas.microsoft.com/office/word/2012/wordml" xmlns:w16cei="http://schemas.microsoft.com/office/word/2026/wordml/cei" xmlns:w16cex="http://schemas.microsoft.com/office/word/2018/wordml/cex" xmlns:w16cid="http://schemas.microsoft.com/office/word/2016/wordml/cid" xmlns:w16="http://schemas.microsoft.com/office/word/2018/wordml" xmlns:w16sdtdh="http://schemas.microsoft.com/office/word/2020/wordml/sdtdatahash" xmlns:w16sdtfl="http://schemas.microsoft.com/office/word/2024/wordml/sdtformatlock" xmlns:w16se="http://schemas.microsoft.com/office/word/2015/wordml/symex" xmlns:w16du="http://schemas.microsoft.com/office/word/2023/wordml/word16du" xmlns:wne="http://schemas.microsoft.com/office/word/2006/wordml" mc:Ignorable="w14 w15 w16se w16cid w16 w16cex w16sdtdh w16sdtfl w16du wp14">
   <w:endnote w:type="separator" w:id="-1">
     <w:p>
       <w:pPr>
@@ -7564,7 +7555,7 @@
 </file>
 
 <file path=word/footer1.xml><?xml version="1.0" encoding="utf-8"?>
-<w:ftr xmlns:wpc="http://schemas.microsoft.com/office/word/2010/wordprocessingCanvas" xmlns:cx="http://schemas.microsoft.com/office/drawing/2014/chartex" xmlns:cx1="http://schemas.microsoft.com/office/drawing/2015/9/8/chartex" xmlns:cx2="http://schemas.microsoft.com/office/drawing/2015/10/21/chartex" xmlns:cx3="http://schemas.microsoft.com/office/drawing/2016/5/9/chartex" xmlns:cx4="http://schemas.microsoft.com/office/drawing/2016/5/10/chartex" xmlns:cx5="http://schemas.microsoft.com/office/drawing/2016/5/11/chartex" xmlns:cx6="http://schemas.microsoft.com/office/drawing/2016/5/12/chartex" xmlns:cx7="http://schemas.microsoft.com/office/drawing/2016/5/13/chartex" xmlns:cx8="http://schemas.microsoft.com/office/drawing/2016/5/14/chartex" xmlns:mc="http://schemas.openxmlformats.org/markup-compatibility/2006" xmlns:aink="http://schemas.microsoft.com/office/drawing/2016/ink" xmlns:am3d="http://schemas.microsoft.com/office/drawing/2017/model3d" xmlns:o="urn:schemas-microsoft-com:office:office" xmlns:oel="http://schemas.microsoft.com/office/2019/extlst" xmlns:r="http://schemas.openxmlformats.org/officeDocument/2006/relationships" xmlns:m="http://schemas.openxmlformats.org/officeDocument/2006/math" xmlns:v="urn:schemas-microsoft-com:vml" xmlns:wp14="http://schemas.microsoft.com/office/word/2010/wordprocessingDrawing" xmlns:wp="http://schemas.openxmlformats.org/drawingml/2006/wordprocessingDrawing" xmlns:w10="urn:schemas-microsoft-com:office:word" xmlns:w="http://schemas.openxmlformats.org/wordprocessingml/2006/main" xmlns:w14="http://schemas.microsoft.com/office/word/2010/wordml" xmlns:w15="http://schemas.microsoft.com/office/word/2012/wordml" xmlns:w16cex="http://schemas.microsoft.com/office/word/2018/wordml/cex" xmlns:w16cid="http://schemas.microsoft.com/office/word/2016/wordml/cid" xmlns:w16="http://schemas.microsoft.com/office/word/2018/wordml" xmlns:w16du="http://schemas.microsoft.com/office/word/2023/wordml/word16du" xmlns:w16sdtdh="http://schemas.microsoft.com/office/word/2020/wordml/sdtdatahash" xmlns:w16sdtfl="http://schemas.microsoft.com/office/word/2024/wordml/sdtformatlock" xmlns:w16se="http://schemas.microsoft.com/office/word/2015/wordml/symex" xmlns:wpg="http://schemas.microsoft.com/office/word/2010/wordprocessingGroup" xmlns:wpi="http://schemas.microsoft.com/office/word/2010/wordprocessingInk" xmlns:wne="http://schemas.microsoft.com/office/word/2006/wordml" xmlns:wps="http://schemas.microsoft.com/office/word/2010/wordprocessingShape" mc:Ignorable="w14 w15 w16se w16cid w16 w16cex w16sdtdh w16sdtfl w16du wp14">
+<w:ftr xmlns:wpc="http://schemas.microsoft.com/office/word/2010/wordprocessingCanvas" xmlns:cx="http://schemas.microsoft.com/office/drawing/2014/chartex" xmlns:cx1="http://schemas.microsoft.com/office/drawing/2015/9/8/chartex" xmlns:cx2="http://schemas.microsoft.com/office/drawing/2015/10/21/chartex" xmlns:cx3="http://schemas.microsoft.com/office/drawing/2016/5/9/chartex" xmlns:cx4="http://schemas.microsoft.com/office/drawing/2016/5/10/chartex" xmlns:cx5="http://schemas.microsoft.com/office/drawing/2016/5/11/chartex" xmlns:cx6="http://schemas.microsoft.com/office/drawing/2016/5/12/chartex" xmlns:cx7="http://schemas.microsoft.com/office/drawing/2016/5/13/chartex" xmlns:cx8="http://schemas.microsoft.com/office/drawing/2016/5/14/chartex" xmlns:mc="http://schemas.openxmlformats.org/markup-compatibility/2006" xmlns:m="http://schemas.openxmlformats.org/officeDocument/2006/math" xmlns:aink="http://schemas.microsoft.com/office/drawing/2016/ink" xmlns:am3d="http://schemas.microsoft.com/office/drawing/2017/model3d" xmlns:oel="http://schemas.microsoft.com/office/2019/extlst" xmlns:r="http://schemas.openxmlformats.org/officeDocument/2006/relationships" xmlns:wp14="http://schemas.microsoft.com/office/word/2010/wordprocessingDrawing" xmlns:wp="http://schemas.openxmlformats.org/drawingml/2006/wordprocessingDrawing" xmlns:wpg="http://schemas.microsoft.com/office/word/2010/wordprocessingGroup" xmlns:wpi="http://schemas.microsoft.com/office/word/2010/wordprocessingInk" xmlns:wps="http://schemas.microsoft.com/office/word/2010/wordprocessingShape" xmlns:o="urn:schemas-microsoft-com:office:office" xmlns:v="urn:schemas-microsoft-com:vml" xmlns:w10="urn:schemas-microsoft-com:office:word" xmlns:w="http://schemas.openxmlformats.org/wordprocessingml/2006/main" xmlns:w14="http://schemas.microsoft.com/office/word/2010/wordml" xmlns:w15="http://schemas.microsoft.com/office/word/2012/wordml" xmlns:w16cei="http://schemas.microsoft.com/office/word/2026/wordml/cei" xmlns:w16cex="http://schemas.microsoft.com/office/word/2018/wordml/cex" xmlns:w16cid="http://schemas.microsoft.com/office/word/2016/wordml/cid" xmlns:w16="http://schemas.microsoft.com/office/word/2018/wordml" xmlns:w16sdtdh="http://schemas.microsoft.com/office/word/2020/wordml/sdtdatahash" xmlns:w16sdtfl="http://schemas.microsoft.com/office/word/2024/wordml/sdtformatlock" xmlns:w16se="http://schemas.microsoft.com/office/word/2015/wordml/symex" xmlns:w16du="http://schemas.microsoft.com/office/word/2023/wordml/word16du" xmlns:wne="http://schemas.microsoft.com/office/word/2006/wordml" mc:Ignorable="w14 w15 w16se w16cid w16 w16cex w16sdtdh w16sdtfl w16du wp14">
   <w:p>
     <w:pPr>
       <w:pStyle w:val="Voettekst"/>
@@ -7619,7 +7610,7 @@
 </file>
 
 <file path=word/footnotes.xml><?xml version="1.0" encoding="utf-8"?>
-<w:footnotes xmlns:wpc="http://schemas.microsoft.com/office/word/2010/wordprocessingCanvas" xmlns:cx="http://schemas.microsoft.com/office/drawing/2014/chartex" xmlns:cx1="http://schemas.microsoft.com/office/drawing/2015/9/8/chartex" xmlns:cx2="http://schemas.microsoft.com/office/drawing/2015/10/21/chartex" xmlns:cx3="http://schemas.microsoft.com/office/drawing/2016/5/9/chartex" xmlns:cx4="http://schemas.microsoft.com/office/drawing/2016/5/10/chartex" xmlns:cx5="http://schemas.microsoft.com/office/drawing/2016/5/11/chartex" xmlns:cx6="http://schemas.microsoft.com/office/drawing/2016/5/12/chartex" xmlns:cx7="http://schemas.microsoft.com/office/drawing/2016/5/13/chartex" xmlns:cx8="http://schemas.microsoft.com/office/drawing/2016/5/14/chartex" xmlns:mc="http://schemas.openxmlformats.org/markup-compatibility/2006" xmlns:aink="http://schemas.microsoft.com/office/drawing/2016/ink" xmlns:am3d="http://schemas.microsoft.com/office/drawing/2017/model3d" xmlns:o="urn:schemas-microsoft-com:office:office" xmlns:oel="http://schemas.microsoft.com/office/2019/extlst" xmlns:r="http://schemas.openxmlformats.org/officeDocument/2006/relationships" xmlns:m="http://schemas.openxmlformats.org/officeDocument/2006/math" xmlns:v="urn:schemas-microsoft-com:vml" xmlns:wp14="http://schemas.microsoft.com/office/word/2010/wordprocessingDrawing" xmlns:wp="http://schemas.openxmlformats.org/drawingml/2006/wordprocessingDrawing" xmlns:w10="urn:schemas-microsoft-com:office:word" xmlns:w="http://schemas.openxmlformats.org/wordprocessingml/2006/main" xmlns:w14="http://schemas.microsoft.com/office/word/2010/wordml" xmlns:w15="http://schemas.microsoft.com/office/word/2012/wordml" xmlns:w16cex="http://schemas.microsoft.com/office/word/2018/wordml/cex" xmlns:w16cid="http://schemas.microsoft.com/office/word/2016/wordml/cid" xmlns:w16="http://schemas.microsoft.com/office/word/2018/wordml" xmlns:w16du="http://schemas.microsoft.com/office/word/2023/wordml/word16du" xmlns:w16sdtdh="http://schemas.microsoft.com/office/word/2020/wordml/sdtdatahash" xmlns:w16sdtfl="http://schemas.microsoft.com/office/word/2024/wordml/sdtformatlock" xmlns:w16se="http://schemas.microsoft.com/office/word/2015/wordml/symex" xmlns:wpg="http://schemas.microsoft.com/office/word/2010/wordprocessingGroup" xmlns:wpi="http://schemas.microsoft.com/office/word/2010/wordprocessingInk" xmlns:wne="http://schemas.microsoft.com/office/word/2006/wordml" xmlns:wps="http://schemas.microsoft.com/office/word/2010/wordprocessingShape" mc:Ignorable="w14 w15 w16se w16cid w16 w16cex w16sdtdh w16sdtfl w16du wp14">
+<w:footnotes xmlns:wpc="http://schemas.microsoft.com/office/word/2010/wordprocessingCanvas" xmlns:cx="http://schemas.microsoft.com/office/drawing/2014/chartex" xmlns:cx1="http://schemas.microsoft.com/office/drawing/2015/9/8/chartex" xmlns:cx2="http://schemas.microsoft.com/office/drawing/2015/10/21/chartex" xmlns:cx3="http://schemas.microsoft.com/office/drawing/2016/5/9/chartex" xmlns:cx4="http://schemas.microsoft.com/office/drawing/2016/5/10/chartex" xmlns:cx5="http://schemas.microsoft.com/office/drawing/2016/5/11/chartex" xmlns:cx6="http://schemas.microsoft.com/office/drawing/2016/5/12/chartex" xmlns:cx7="http://schemas.microsoft.com/office/drawing/2016/5/13/chartex" xmlns:cx8="http://schemas.microsoft.com/office/drawing/2016/5/14/chartex" xmlns:mc="http://schemas.openxmlformats.org/markup-compatibility/2006" xmlns:m="http://schemas.openxmlformats.org/officeDocument/2006/math" xmlns:aink="http://schemas.microsoft.com/office/drawing/2016/ink" xmlns:am3d="http://schemas.microsoft.com/office/drawing/2017/model3d" xmlns:oel="http://schemas.microsoft.com/office/2019/extlst" xmlns:r="http://schemas.openxmlformats.org/officeDocument/2006/relationships" xmlns:wp14="http://schemas.microsoft.com/office/word/2010/wordprocessingDrawing" xmlns:wp="http://schemas.openxmlformats.org/drawingml/2006/wordprocessingDrawing" xmlns:wpg="http://schemas.microsoft.com/office/word/2010/wordprocessingGroup" xmlns:wpi="http://schemas.microsoft.com/office/word/2010/wordprocessingInk" xmlns:wps="http://schemas.microsoft.com/office/word/2010/wordprocessingShape" xmlns:o="urn:schemas-microsoft-com:office:office" xmlns:v="urn:schemas-microsoft-com:vml" xmlns:w10="urn:schemas-microsoft-com:office:word" xmlns:w="http://schemas.openxmlformats.org/wordprocessingml/2006/main" xmlns:w14="http://schemas.microsoft.com/office/word/2010/wordml" xmlns:w15="http://schemas.microsoft.com/office/word/2012/wordml" xmlns:w16cei="http://schemas.microsoft.com/office/word/2026/wordml/cei" xmlns:w16cex="http://schemas.microsoft.com/office/word/2018/wordml/cex" xmlns:w16cid="http://schemas.microsoft.com/office/word/2016/wordml/cid" xmlns:w16="http://schemas.microsoft.com/office/word/2018/wordml" xmlns:w16sdtdh="http://schemas.microsoft.com/office/word/2020/wordml/sdtdatahash" xmlns:w16sdtfl="http://schemas.microsoft.com/office/word/2024/wordml/sdtformatlock" xmlns:w16se="http://schemas.microsoft.com/office/word/2015/wordml/symex" xmlns:w16du="http://schemas.microsoft.com/office/word/2023/wordml/word16du" xmlns:wne="http://schemas.microsoft.com/office/word/2006/wordml" mc:Ignorable="w14 w15 w16se w16cid w16 w16cex w16sdtdh w16sdtfl w16du wp14">
   <w:footnote w:type="separator" w:id="-1">
     <w:p>
       <w:pPr>
@@ -7644,7 +7635,7 @@
 </file>
 
 <file path=word/header1.xml><?xml version="1.0" encoding="utf-8"?>
-<w:hdr xmlns:wpc="http://schemas.microsoft.com/office/word/2010/wordprocessingCanvas" xmlns:cx="http://schemas.microsoft.com/office/drawing/2014/chartex" xmlns:cx1="http://schemas.microsoft.com/office/drawing/2015/9/8/chartex" xmlns:cx2="http://schemas.microsoft.com/office/drawing/2015/10/21/chartex" xmlns:cx3="http://schemas.microsoft.com/office/drawing/2016/5/9/chartex" xmlns:cx4="http://schemas.microsoft.com/office/drawing/2016/5/10/chartex" xmlns:cx5="http://schemas.microsoft.com/office/drawing/2016/5/11/chartex" xmlns:cx6="http://schemas.microsoft.com/office/drawing/2016/5/12/chartex" xmlns:cx7="http://schemas.microsoft.com/office/drawing/2016/5/13/chartex" xmlns:cx8="http://schemas.microsoft.com/office/drawing/2016/5/14/chartex" xmlns:mc="http://schemas.openxmlformats.org/markup-compatibility/2006" xmlns:aink="http://schemas.microsoft.com/office/drawing/2016/ink" xmlns:am3d="http://schemas.microsoft.com/office/drawing/2017/model3d" xmlns:o="urn:schemas-microsoft-com:office:office" xmlns:oel="http://schemas.microsoft.com/office/2019/extlst" xmlns:r="http://schemas.openxmlformats.org/officeDocument/2006/relationships" xmlns:m="http://schemas.openxmlformats.org/officeDocument/2006/math" xmlns:v="urn:schemas-microsoft-com:vml" xmlns:wp14="http://schemas.microsoft.com/office/word/2010/wordprocessingDrawing" xmlns:wp="http://schemas.openxmlformats.org/drawingml/2006/wordprocessingDrawing" xmlns:w10="urn:schemas-microsoft-com:office:word" xmlns:w="http://schemas.openxmlformats.org/wordprocessingml/2006/main" xmlns:w14="http://schemas.microsoft.com/office/word/2010/wordml" xmlns:w15="http://schemas.microsoft.com/office/word/2012/wordml" xmlns:w16cex="http://schemas.microsoft.com/office/word/2018/wordml/cex" xmlns:w16cid="http://schemas.microsoft.com/office/word/2016/wordml/cid" xmlns:w16="http://schemas.microsoft.com/office/word/2018/wordml" xmlns:w16du="http://schemas.microsoft.com/office/word/2023/wordml/word16du" xmlns:w16sdtdh="http://schemas.microsoft.com/office/word/2020/wordml/sdtdatahash" xmlns:w16sdtfl="http://schemas.microsoft.com/office/word/2024/wordml/sdtformatlock" xmlns:w16se="http://schemas.microsoft.com/office/word/2015/wordml/symex" xmlns:wpg="http://schemas.microsoft.com/office/word/2010/wordprocessingGroup" xmlns:wpi="http://schemas.microsoft.com/office/word/2010/wordprocessingInk" xmlns:wne="http://schemas.microsoft.com/office/word/2006/wordml" xmlns:wps="http://schemas.microsoft.com/office/word/2010/wordprocessingShape" mc:Ignorable="w14 w15 w16se w16cid w16 w16cex w16sdtdh w16sdtfl w16du wp14">
+<w:hdr xmlns:wpc="http://schemas.microsoft.com/office/word/2010/wordprocessingCanvas" xmlns:cx="http://schemas.microsoft.com/office/drawing/2014/chartex" xmlns:cx1="http://schemas.microsoft.com/office/drawing/2015/9/8/chartex" xmlns:cx2="http://schemas.microsoft.com/office/drawing/2015/10/21/chartex" xmlns:cx3="http://schemas.microsoft.com/office/drawing/2016/5/9/chartex" xmlns:cx4="http://schemas.microsoft.com/office/drawing/2016/5/10/chartex" xmlns:cx5="http://schemas.microsoft.com/office/drawing/2016/5/11/chartex" xmlns:cx6="http://schemas.microsoft.com/office/drawing/2016/5/12/chartex" xmlns:cx7="http://schemas.microsoft.com/office/drawing/2016/5/13/chartex" xmlns:cx8="http://schemas.microsoft.com/office/drawing/2016/5/14/chartex" xmlns:mc="http://schemas.openxmlformats.org/markup-compatibility/2006" xmlns:m="http://schemas.openxmlformats.org/officeDocument/2006/math" xmlns:aink="http://schemas.microsoft.com/office/drawing/2016/ink" xmlns:am3d="http://schemas.microsoft.com/office/drawing/2017/model3d" xmlns:oel="http://schemas.microsoft.com/office/2019/extlst" xmlns:r="http://schemas.openxmlformats.org/officeDocument/2006/relationships" xmlns:wp14="http://schemas.microsoft.com/office/word/2010/wordprocessingDrawing" xmlns:wp="http://schemas.openxmlformats.org/drawingml/2006/wordprocessingDrawing" xmlns:wpg="http://schemas.microsoft.com/office/word/2010/wordprocessingGroup" xmlns:wpi="http://schemas.microsoft.com/office/word/2010/wordprocessingInk" xmlns:wps="http://schemas.microsoft.com/office/word/2010/wordprocessingShape" xmlns:o="urn:schemas-microsoft-com:office:office" xmlns:v="urn:schemas-microsoft-com:vml" xmlns:w10="urn:schemas-microsoft-com:office:word" xmlns:w="http://schemas.openxmlformats.org/wordprocessingml/2006/main" xmlns:w14="http://schemas.microsoft.com/office/word/2010/wordml" xmlns:w15="http://schemas.microsoft.com/office/word/2012/wordml" xmlns:w16cei="http://schemas.microsoft.com/office/word/2026/wordml/cei" xmlns:w16cex="http://schemas.microsoft.com/office/word/2018/wordml/cex" xmlns:w16cid="http://schemas.microsoft.com/office/word/2016/wordml/cid" xmlns:w16="http://schemas.microsoft.com/office/word/2018/wordml" xmlns:w16sdtdh="http://schemas.microsoft.com/office/word/2020/wordml/sdtdatahash" xmlns:w16sdtfl="http://schemas.microsoft.com/office/word/2024/wordml/sdtformatlock" xmlns:w16se="http://schemas.microsoft.com/office/word/2015/wordml/symex" xmlns:w16du="http://schemas.microsoft.com/office/word/2023/wordml/word16du" xmlns:wne="http://schemas.microsoft.com/office/word/2006/wordml" mc:Ignorable="w14 w15 w16se w16cid w16 w16cex w16sdtdh w16sdtfl w16du wp14">
   <w:sdt>
     <w:sdtPr>
       <w:id w:val="1270433994"/>
@@ -7706,7 +7697,7 @@
 </file>
 
 <file path=word/styles.xml><?xml version="1.0" encoding="utf-8"?>
-<w:styles xmlns:mc="http://schemas.openxmlformats.org/markup-compatibility/2006" xmlns:r="http://schemas.openxmlformats.org/officeDocument/2006/relationships" xmlns:w="http://schemas.openxmlformats.org/wordprocessingml/2006/main" xmlns:w14="http://schemas.microsoft.com/office/word/2010/wordml" xmlns:w15="http://schemas.microsoft.com/office/word/2012/wordml" xmlns:w16cex="http://schemas.microsoft.com/office/word/2018/wordml/cex" xmlns:w16cid="http://schemas.microsoft.com/office/word/2016/wordml/cid" xmlns:w16="http://schemas.microsoft.com/office/word/2018/wordml" xmlns:w16du="http://schemas.microsoft.com/office/word/2023/wordml/word16du" xmlns:w16sdtdh="http://schemas.microsoft.com/office/word/2020/wordml/sdtdatahash" xmlns:w16sdtfl="http://schemas.microsoft.com/office/word/2024/wordml/sdtformatlock" xmlns:w16se="http://schemas.microsoft.com/office/word/2015/wordml/symex" mc:Ignorable="w14 w15 w16se w16cid w16 w16cex w16sdtdh w16sdtfl w16du">
+<w:styles xmlns:mc="http://schemas.openxmlformats.org/markup-compatibility/2006" xmlns:r="http://schemas.openxmlformats.org/officeDocument/2006/relationships" xmlns:w="http://schemas.openxmlformats.org/wordprocessingml/2006/main" xmlns:w14="http://schemas.microsoft.com/office/word/2010/wordml" xmlns:w15="http://schemas.microsoft.com/office/word/2012/wordml" xmlns:w16cex="http://schemas.microsoft.com/office/word/2018/wordml/cex" xmlns:w16cid="http://schemas.microsoft.com/office/word/2016/wordml/cid" xmlns:w16="http://schemas.microsoft.com/office/word/2018/wordml" xmlns:w16sdtdh="http://schemas.microsoft.com/office/word/2020/wordml/sdtdatahash" xmlns:w16sdtfl="http://schemas.microsoft.com/office/word/2024/wordml/sdtformatlock" xmlns:w16se="http://schemas.microsoft.com/office/word/2015/wordml/symex" xmlns:w16du="http://schemas.microsoft.com/office/word/2023/wordml/word16du" mc:Ignorable="w14 w15 w16se w16cid w16 w16cex w16sdtdh w16sdtfl w16du">
   <w:docDefaults>
     <w:rPrDefault>
       <w:rPr>
